--- a/guides/ch12-study-guide.docx
+++ b/guides/ch12-study-guide.docx
@@ -459,7 +459,7 @@
         <w:t xml:space="preserve">The two artifacts. </w:t>
       </w:r>
       <w:r>
-        <w:t>The deck you present and the document you send afterward are different artifacts, and one deck cannot do both jobs. The presentation deck is billboards — deliberately meaningless without you. The leave-behind (Chapter 9’s slide-doc) carries sections, takeaway titles, and the full evidence, readable alone by the absent, the forwarded-to, and the archive. Build both when stakes justify it, and announce the leave-behind in your first minute: “a full copy comes to you after this.” That one sentence buys back every eye that would otherwise spend your talk transcribing it.</w:t>
+        <w:t>The deck you present and the document you send afterward are different artifacts, and one deck cannot do both jobs. The presentation deck is billboards — deliberately meaningless without you. The leave-behind (the slide-doc) carries sections, takeaway titles, and the full evidence, readable alone by the absent, the forwarded-to, and the archive. Build both when stakes justify it, and announce the leave-behind in your first minute: “a full copy comes to you after this.” That one sentence buys back every eye that would otherwise spend your talk transcribing it.</w:t>
       </w:r>
     </w:p>
     <w:p>
@@ -1055,7 +1055,7 @@
         <w:t xml:space="preserve">Pass three: relocate the evidence. </w:t>
       </w:r>
       <w:r>
-        <w:t>The eleven bullets, the staffing notes, and the full six-series data move to the leave-behind, where they gain headings and takeaway titles of their own (Chapter 9’s slide-doc rules). The presenter’s speaking notes absorb the connective tissue. Total content lost: zero. Total content findable: all of it, for the first time. The makeover took eleven minutes, and the Meridian fire — the thing the original slide had buried in bullet nine — became the meeting’s decision item, which was the point of having a meeting.</w:t>
+        <w:t>The eleven bullets, the staffing notes, and the full six-series data move to the leave-behind, where they gain headings and takeaway titles of their own (the slide-doc rules above). The presenter’s speaking notes absorb the connective tissue. Total content lost: zero. Total content findable: all of it, for the first time. The makeover took eleven minutes, and the Meridian fire — the thing the original slide had buried in bullet nine — became the meeting’s decision item, which was the point of having a meeting.</w:t>
       </w:r>
     </w:p>
     <w:p>
@@ -1411,7 +1411,7 @@
     </w:p>
     <w:p>
       <w:r>
-        <w:t>Sooner than you expect, someone will hand you a glass or a microphone and thirty seconds: the retirement send-off, the launch toast, the award introduction. The genre has exactly three beats — the specific (one true, concrete detail: “Dana answered my 2 a.m. audit question in nine minutes”), the meaning (what that detail says about the person or the moment), and the raise (“to Dana — who never once made a question feel small”). Thirty to sixty seconds, no biography, no inside jokes that exclude half the room, and absolutely no improvised roasting — the recognition moment runs on Chapter 6’s five-S rules, spoken, and “specific” is what separates the toast people remember from the generic warmth they forget before the glasses land. Prepare it in the hallway if that is all the notice you get: one detail, one meaning, one raise. PREP’s gentler cousin.</w:t>
+        <w:t>Sooner than you expect, someone will hand you a glass or a microphone and thirty seconds: the retirement send-off, the launch toast, the award introduction. The genre has exactly three beats — the specific (one true, concrete detail: “Dana answered my 2 a.m. audit question in nine minutes”), the meaning (what that detail says about the person or the moment), and the raise (“to Dana — who never once made a question feel small”). Thirty to sixty seconds, no biography, no inside jokes that exclude half the room, and absolutely no improvised roasting — the recognition moment runs on Chapter 6’s five-quality rules, spoken, and “specific” is what separates the toast people remember from the generic warmth they forget before the glasses land. Prepare it in the hallway if that is all the notice you get: one detail, one meaning, one raise. PREP’s gentler cousin.</w:t>
       </w:r>
     </w:p>
     <w:p>
@@ -1447,7 +1447,7 @@
     </w:p>
     <w:p>
       <w:r>
-        <w:t>The talk ends; the genre does not. Within the hour, the promised artifacts move: the leave-behind to the full list, the decision confirmation to the approvers, the “I’ll get you that number by Friday” items into your own tracker with dates (Chapter 11’s follow-through list — the place presentation reputations are actually finished). Within the day, the specific thank-yous: the colleague who staged the demo, the sponsor who pre-wired the room (five-S rules, Chapter 6). And within the week, the self-review: watch the recording once if one exists, note the two joints that stuck, and file the improvements where your NEXT talk’s checklist will find them. Presenters improve between talks or not at all — the room only ever sees the result.</w:t>
+        <w:t>The talk ends; the genre does not. Within the hour, the promised artifacts move: the leave-behind to the full list, the decision confirmation to the approvers, the “I’ll get you that number by Friday” items into your own tracker with dates (Chapter 11’s follow-through list — the place presentation reputations are actually finished). Within the day, the specific thank-yous: the colleague who staged the demo, the sponsor who pre-wired the room (five-quality rules, Chapter 6). And within the week, the self-review: watch the recording once if one exists, note the two joints that stuck, and file the improvements where your NEXT talk’s checklist will find them. Presenters improve between talks or not at all — the room only ever sees the result.</w:t>
       </w:r>
     </w:p>
     <w:p>
@@ -1929,7 +1929,7 @@
         <w:ind w:left="576"/>
       </w:pPr>
       <w:r>
-        <w:t>a) Slide software is unreliable</w:t>
+        <w:t>a) The slide tool imposes template-shaped structure on talks born inside it</w:t>
       </w:r>
     </w:p>
     <w:p>
@@ -1937,7 +1937,7 @@
         <w:ind w:left="576"/>
       </w:pPr>
       <w:r>
-        <w:t>b) The slide tool imposes template-shaped structure on talks born inside it</w:t>
+        <w:t>b) Slide software is unreliable</w:t>
       </w:r>
     </w:p>
     <w:p>
@@ -1977,7 +1977,7 @@
         <w:ind w:left="576"/>
       </w:pPr>
       <w:r>
-        <w:t>b) The echo of the takeaway plus a concrete, dated ask — after questions</w:t>
+        <w:t>b) A summary of every slide</w:t>
       </w:r>
     </w:p>
     <w:p>
@@ -1993,7 +1993,7 @@
         <w:ind w:left="576"/>
       </w:pPr>
       <w:r>
-        <w:t>d) A summary of every slide</w:t>
+        <w:t>d) The echo of the takeaway plus a concrete, dated ask — after questions</w:t>
       </w:r>
     </w:p>
     <w:p>
@@ -2017,7 +2017,7 @@
         <w:ind w:left="576"/>
       </w:pPr>
       <w:r>
-        <w:t>b) Audiences read faster than speakers talk and cannot read and listen at once</w:t>
+        <w:t>b) Templates default to large fonts</w:t>
       </w:r>
     </w:p>
     <w:p>
@@ -2025,7 +2025,7 @@
         <w:ind w:left="576"/>
       </w:pPr>
       <w:r>
-        <w:t>c) Templates default to large fonts</w:t>
+        <w:t>c) Audiences read faster than speakers talk and cannot read and listen at once</w:t>
       </w:r>
     </w:p>
     <w:p>
@@ -2089,7 +2089,7 @@
         <w:ind w:left="576"/>
       </w:pPr>
       <w:r>
-        <w:t>a) Rehearsals always run fast</w:t>
+        <w:t>a) Q&amp;A and reality eat the margin — the exactly-fitting talk runs over</w:t>
       </w:r>
     </w:p>
     <w:p>
@@ -2097,7 +2097,7 @@
         <w:ind w:left="576"/>
       </w:pPr>
       <w:r>
-        <w:t>b) Q&amp;A and reality eat the margin — the exactly-fitting talk runs over</w:t>
+        <w:t>b) Rehearsals always run fast</w:t>
       </w:r>
     </w:p>
     <w:p>
@@ -2137,7 +2137,7 @@
         <w:ind w:left="576"/>
       </w:pPr>
       <w:r>
-        <w:t>b) Acknowledging, committing to a dated follow-up, and delivering it</w:t>
+        <w:t>b) Ruling the question out of scope</w:t>
       </w:r>
     </w:p>
     <w:p>
@@ -2153,7 +2153,7 @@
         <w:ind w:left="576"/>
       </w:pPr>
       <w:r>
-        <w:t>d) Ruling the question out of scope</w:t>
+        <w:t>d) Acknowledging, committing to a dated follow-up, and delivering it</w:t>
       </w:r>
     </w:p>
     <w:p>
@@ -2177,7 +2177,7 @@
         <w:ind w:left="576"/>
       </w:pPr>
       <w:r>
-        <w:t>b) Longer duels hijack the room from everyone who owns it</w:t>
+        <w:t>b) Hostile questioners tire quickly</w:t>
       </w:r>
     </w:p>
     <w:p>
@@ -2185,7 +2185,7 @@
         <w:ind w:left="576"/>
       </w:pPr>
       <w:r>
-        <w:t>c) Hostile questioners tire quickly</w:t>
+        <w:t>c) Longer duels hijack the room from everyone who owns it</w:t>
       </w:r>
     </w:p>
     <w:p>
@@ -2249,7 +2249,7 @@
         <w:ind w:left="576"/>
       </w:pPr>
       <w:r>
-        <w:t>a) Live demos should be abandoned</w:t>
+        <w:t>a) Audiences price the worst moment — and a rehearsed recovery can outsell a flawless run</w:t>
       </w:r>
     </w:p>
     <w:p>
@@ -2257,7 +2257,7 @@
         <w:ind w:left="576"/>
       </w:pPr>
       <w:r>
-        <w:t>b) Audiences price the worst moment — and a rehearsed recovery can outsell a flawless run</w:t>
+        <w:t>b) Live demos should be abandoned</w:t>
       </w:r>
     </w:p>
     <w:p>
@@ -2294,7 +2294,7 @@
         <w:rPr>
           <w:b/>
         </w:rPr>
-        <w:t>1. b   2. b   3. b   4. b   5. b   6. b   7. b   8. b   9. b   10. b</w:t>
+        <w:t>1. b   2. a   3. d   4. c   5. b   6. a   7. d   8. c   9. b   10. a</w:t>
       </w:r>
     </w:p>
     <w:p>

--- a/guides/ch12-study-guide.docx
+++ b/guides/ch12-study-guide.docx
@@ -2410,7 +2410,7 @@
         <w:color w:val="5E6B64"/>
         <w:sz w:val="18"/>
       </w:rPr>
-      <w:t xml:space="preserve">BADM 225 Study Guide · Chapter 12  —  Page </w:t>
+      <w:t xml:space="preserve">© 2026 Derek D. Bussan · BADM 225 Study Guide · Chapter 12  —  Page </w:t>
     </w:r>
     <w:r>
       <w:rPr>
